--- a/essay/07_最终汇总/本科毕业论文主稿.docx
+++ b/essay/07_最终汇总/本科毕业论文主稿.docx
@@ -7,7 +7,7 @@
         <w:pStyle w:val="Title"/>
       </w:pPr>
       <w:r>
-        <w:t>?????????????????????????</w:t>
+        <w:t>??Web???????????????</w:t>
       </w:r>
     </w:p>
     <w:p/>
@@ -30,7 +30,7 @@
     </w:p>
     <w:p>
       <w:r>
-        <w:t>基于用户行为分析的个性化技术博客推荐系统设计与实现</w:t>
+        <w:t>基于Web的个性化博客推荐系统设计与实现</w:t>
       </w:r>
     </w:p>
     <w:p/>
@@ -134,7 +134,7 @@
     </w:p>
     <w:p>
       <w:r>
-        <w:t>Design and Implementation of a Personalized Technical Blog Recommendation System Based on User Behavior Analysis</w:t>
+        <w:t>Design and Implementation of a Web-Based Personalized Blog Recommendation System</w:t>
       </w:r>
     </w:p>
     <w:p/>
